--- a/Day25-TranKien.docx
+++ b/Day25-TranKien.docx
@@ -10215,7 +10215,7 @@
                 <w:sz w:val="14"/>
                 <w:szCs w:val="18"/>
               </w:rPr>
-              <w:t xml:space="preserve">$51,26 ≈ 1,33 </w:t>
+              <w:t xml:space="preserve">$49,13 ≈ 1,28 </w:t>
             </w:r>
             <w:proofErr w:type="spellStart"/>
             <w:r>
@@ -10883,7 +10883,7 @@
                 <w:sz w:val="14"/>
                 <w:szCs w:val="18"/>
               </w:rPr>
-              <w:t xml:space="preserve">0,26× </w:t>
+              <w:t xml:space="preserve">0,27× </w:t>
             </w:r>
             <w:proofErr w:type="spellStart"/>
             <w:r>
